--- a/MD-AL-MOMEN-Resume.docx
+++ b/MD-AL-MOMEN-Resume.docx
@@ -40,7 +40,7 @@
         <w:spacing w:after="40" w:before="0"/>
         <w:jc w:val="center"/>
       </w:pPr>
-      <w:hyperlink w:history="1" r:id="rIdgjzxw0tzd2cjn4enepa64">
+      <w:hyperlink w:history="1" r:id="rIdd4weej38sxionv9xhqogp">
         <w:r>
           <w:rPr>
             <w:rFonts w:ascii="Calibri" w:cs="Calibri" w:eastAsia="Calibri" w:hAnsi="Calibri"/>
@@ -59,7 +59,7 @@
           <w:sz w:val="19"/>
           <w:szCs w:val="19"/>
         </w:rPr>
-        <w:t xml:space="preserve">   |   +880 1712-520031   |   Dhaka, Bangladesh</w:t>
+        <w:t xml:space="preserve">   |   +880 1517-809473   |   Dhaka, Bangladesh</w:t>
       </w:r>
     </w:p>
     <w:p>
@@ -67,7 +67,7 @@
         <w:spacing w:after="120" w:before="0"/>
         <w:jc w:val="center"/>
       </w:pPr>
-      <w:hyperlink w:history="1" r:id="rIdzd6g33p4ekpyxhh-4ptmo">
+      <w:hyperlink w:history="1" r:id="rIdo6oqcmflsru2yxcpdbdpk">
         <w:r>
           <w:rPr>
             <w:rFonts w:ascii="Calibri" w:cs="Calibri" w:eastAsia="Calibri" w:hAnsi="Calibri"/>
@@ -88,7 +88,7 @@
         </w:rPr>
         <w:t xml:space="preserve">   |   </w:t>
       </w:r>
-      <w:hyperlink w:history="1" r:id="rId77cic3bn2pcqisthxoror">
+      <w:hyperlink w:history="1" r:id="rId5ofm4dklpl-kvyss6frd3">
         <w:r>
           <w:rPr>
             <w:rFonts w:ascii="Calibri" w:cs="Calibri" w:eastAsia="Calibri" w:hAnsi="Calibri"/>
@@ -109,7 +109,7 @@
         </w:rPr>
         <w:t xml:space="preserve">   |   </w:t>
       </w:r>
-      <w:hyperlink w:history="1" r:id="rIdphekysnqakzliiopymgah">
+      <w:hyperlink w:history="1" r:id="rIdd72lmt_uuxfvxqohlg1yd">
         <w:r>
           <w:rPr>
             <w:rFonts w:ascii="Calibri" w:cs="Calibri" w:eastAsia="Calibri" w:hAnsi="Calibri"/>
@@ -277,7 +277,7 @@
           <w:sz w:val="20"/>
           <w:szCs w:val="20"/>
         </w:rPr>
-        <w:t xml:space="preserve">Support fellow researchers across bioinformatics and health informatics projects, including ML-based protein classification.</w:t>
+        <w:t xml:space="preserve">Support fellow researchers across bioinformatics and health informatics projects.</w:t>
       </w:r>
     </w:p>
     <w:p>
@@ -432,6 +432,25 @@
     </w:p>
     <w:p>
       <w:pPr>
+        <w:pStyle w:val="ListParagraph"/>
+        <w:numPr>
+          <w:ilvl w:val="0"/>
+          <w:numId w:val="2"/>
+        </w:numPr>
+        <w:spacing w:after="30" w:before="30" w:line="280"/>
+      </w:pPr>
+      <w:r>
+        <w:rPr>
+          <w:rFonts w:ascii="Calibri" w:cs="Calibri" w:eastAsia="Calibri" w:hAnsi="Calibri"/>
+          <w:color w:val="1A1A1A"/>
+          <w:sz w:val="20"/>
+          <w:szCs w:val="20"/>
+        </w:rPr>
+        <w:t xml:space="preserve">Live site: www.grihotech.com</w:t>
+      </w:r>
+    </w:p>
+    <w:p>
+      <w:pPr>
         <w:tabs>
           <w:tab w:val="right" w:pos="9360"/>
         </w:tabs>
@@ -501,7 +520,7 @@
           <w:sz w:val="20"/>
           <w:szCs w:val="20"/>
         </w:rPr>
-        <w:t xml:space="preserve">Conducting research on LLPS (Liquid-Liquid Phase Separation) protein classification using knowledge distillation with Mamba-based deep learning architectures.</w:t>
+        <w:t xml:space="preserve">Conducting applied research in deep learning and bioinformatics under the Health Informatics Research Lab.</w:t>
       </w:r>
     </w:p>
     <w:p>
@@ -520,7 +539,7 @@
           <w:sz w:val="20"/>
           <w:szCs w:val="20"/>
         </w:rPr>
-        <w:t xml:space="preserve">Developed and iterated KD pipelines (Response, Feature, Relation, Hybrid) achieving competitive benchmark results against the MambaPhase paper (Briefings in Bioinformatics, 2025).</w:t>
+        <w:t xml:space="preserve">Building neural network architectures and pipelines for biological data analysis.</w:t>
       </w:r>
     </w:p>
     <w:p>
@@ -738,9 +757,42 @@
           <w:sz w:val="20"/>
           <w:szCs w:val="20"/>
         </w:rPr>
+        <w:t xml:space="preserve">Live: </w:t>
+      </w:r>
+      <w:hyperlink w:history="1" r:id="rIdz3slmvicm7txs7enqpyze">
+        <w:r>
+          <w:rPr>
+            <w:rFonts w:ascii="Calibri" w:cs="Calibri" w:eastAsia="Calibri" w:hAnsi="Calibri"/>
+            <w:color w:val="1F3864"/>
+            <w:sz w:val="20"/>
+            <w:szCs w:val="20"/>
+            <w:u w:val="single"/>
+          </w:rPr>
+          <w:t xml:space="preserve">www.grihotech.com</w:t>
+        </w:r>
+      </w:hyperlink>
+    </w:p>
+    <w:p>
+      <w:pPr>
+        <w:pStyle w:val="ListParagraph"/>
+        <w:numPr>
+          <w:ilvl w:val="0"/>
+          <w:numId w:val="2"/>
+        </w:numPr>
+        <w:spacing w:after="30" w:before="30" w:line="280"/>
+      </w:pPr>
+      <w:r>
+        <w:rPr>
+          <w:rFonts w:ascii="Calibri" w:cs="Calibri" w:eastAsia="Calibri" w:hAnsi="Calibri"/>
+          <w:b/>
+          <w:bCs/>
+          <w:color w:val="1A1A1A"/>
+          <w:sz w:val="20"/>
+          <w:szCs w:val="20"/>
+        </w:rPr>
         <w:t xml:space="preserve">Repository: </w:t>
       </w:r>
-      <w:hyperlink w:history="1" r:id="rIdrldhnwi5y7q8glq3dvlv9">
+      <w:hyperlink w:history="1" r:id="rIdk-vrxbrs2jlcrbvls8-wc">
         <w:r>
           <w:rPr>
             <w:rFonts w:ascii="Calibri" w:cs="Calibri" w:eastAsia="Calibri" w:hAnsi="Calibri"/>
@@ -838,7 +890,7 @@
         </w:rPr>
         <w:t xml:space="preserve">Repository: </w:t>
       </w:r>
-      <w:hyperlink w:history="1" r:id="rId51qafgvqeztqrk4wh1vvm">
+      <w:hyperlink w:history="1" r:id="rIdikeqh4s-qpswstxdqtzcv">
         <w:r>
           <w:rPr>
             <w:rFonts w:ascii="Calibri" w:cs="Calibri" w:eastAsia="Calibri" w:hAnsi="Calibri"/>
@@ -936,7 +988,7 @@
         </w:rPr>
         <w:t xml:space="preserve">Repository: </w:t>
       </w:r>
-      <w:hyperlink w:history="1" r:id="rIdzhbwcad0avwm7ydiip1sz">
+      <w:hyperlink w:history="1" r:id="rIdlrtl04pzcn2rasmjbz873">
         <w:r>
           <w:rPr>
             <w:rFonts w:ascii="Calibri" w:cs="Calibri" w:eastAsia="Calibri" w:hAnsi="Calibri"/>
@@ -1034,7 +1086,7 @@
         </w:rPr>
         <w:t xml:space="preserve">Repository: </w:t>
       </w:r>
-      <w:hyperlink w:history="1" r:id="rIdqdvrvykoofo4tawfva_tu">
+      <w:hyperlink w:history="1" r:id="rIdxogcmfd2gxpenkixbabji">
         <w:r>
           <w:rPr>
             <w:rFonts w:ascii="Calibri" w:cs="Calibri" w:eastAsia="Calibri" w:hAnsi="Calibri"/>
@@ -1132,7 +1184,7 @@
         </w:rPr>
         <w:t xml:space="preserve">Repository: </w:t>
       </w:r>
-      <w:hyperlink w:history="1" r:id="rId3spv8x1fzxoi804wkrtos">
+      <w:hyperlink w:history="1" r:id="rIdjgb4f2qfldus_81bgzqo1">
         <w:r>
           <w:rPr>
             <w:rFonts w:ascii="Calibri" w:cs="Calibri" w:eastAsia="Calibri" w:hAnsi="Calibri"/>
@@ -1873,7 +1925,7 @@
       <w:pPr>
         <w:spacing w:after="20" w:before="0"/>
       </w:pPr>
-      <w:hyperlink w:history="1" r:id="rIdlbbalptbiqgcjwarlll7d">
+      <w:hyperlink w:history="1" r:id="rIdczunhehxjjlf6ukiwz99c">
         <w:r>
           <w:rPr>
             <w:rFonts w:ascii="Calibri" w:cs="Calibri" w:eastAsia="Calibri" w:hAnsi="Calibri"/>
@@ -1931,7 +1983,7 @@
       <w:pPr>
         <w:spacing w:after="20" w:before="0"/>
       </w:pPr>
-      <w:hyperlink w:history="1" r:id="rIduj0aolgbrr_9mrlucqyzm">
+      <w:hyperlink w:history="1" r:id="rId-5xn_ysxmlgsea8jru4pu">
         <w:r>
           <w:rPr>
             <w:rFonts w:ascii="Calibri" w:cs="Calibri" w:eastAsia="Calibri" w:hAnsi="Calibri"/>
